--- a/word_reports/LP_0022_위치_192_Various Artists_Rocky IV.docx
+++ b/word_reports/LP_0022_위치_192_Various Artists_Rocky IV.docx
@@ -4,7 +4,7 @@
   <w:body>
     <w:p>
       <w:pPr>
-        <w:spacing w:after="280"/>
+        <w:spacing w:after="80"/>
       </w:pPr>
       <w:r>
         <w:rPr w:rFonts="맑은 고딕">
@@ -13,94 +13,47 @@
           <w:color w:val="1E3A8A"/>
           <w:sz w:val="30"/>
         </w:rPr>
-        <w:t>[192] Various Artists - Rocky IV</w:t>
+        <w:t>Various Artists - Rocky IV</w:t>
       </w:r>
     </w:p>
     <w:p>
       <w:pPr>
-        <w:spacing w:after="320"/>
+        <w:spacing w:after="240"/>
       </w:pPr>
       <w:r>
         <w:rPr w:rFonts="맑은 고딕">
           <w:rFonts w:ascii="맑은 고딕" w:hAnsi="맑은 고딕" w:eastAsia="맑은 고딕"/>
           <w:b/>
-          <w:sz w:val="20"/>
+          <w:color w:val="4B5563"/>
+          <w:sz w:val="22"/>
         </w:rPr>
-        <w:t>■ 위치 : 192</w:t>
-        <w:br/>
-      </w:r>
-      <w:r>
-        <w:rPr w:rFonts="맑은 고딕">
-          <w:rFonts w:ascii="맑은 고딕" w:hAnsi="맑은 고딕" w:eastAsia="맑은 고딕"/>
-          <w:b/>
-          <w:sz w:val="20"/>
-        </w:rPr>
-        <w:t>■ 아티스트 : Various Artists</w:t>
-        <w:br/>
-      </w:r>
-      <w:r>
-        <w:rPr w:rFonts="맑은 고딕">
-          <w:rFonts w:ascii="맑은 고딕" w:hAnsi="맑은 고딕" w:eastAsia="맑은 고딕"/>
-          <w:b/>
-          <w:sz w:val="20"/>
-        </w:rPr>
-        <w:t>■ 앨범명 : Rocky IV</w:t>
-        <w:br/>
-      </w:r>
-      <w:r>
-        <w:rPr w:rFonts="맑은 고딕">
-          <w:rFonts w:ascii="맑은 고딕" w:hAnsi="맑은 고딕" w:eastAsia="맑은 고딕"/>
-          <w:b w:val="0"/>
-          <w:sz w:val="20"/>
-        </w:rPr>
-        <w:t>■ 음반 레이블 : Scotti Bros. Records</w:t>
-        <w:br/>
-      </w:r>
-      <w:r>
-        <w:rPr w:rFonts="맑은 고딕">
-          <w:rFonts w:ascii="맑은 고딕" w:hAnsi="맑은 고딕" w:eastAsia="맑은 고딕"/>
-          <w:b w:val="0"/>
-          <w:sz w:val="20"/>
-        </w:rPr>
-        <w:t>■ 발매년도 : 1985</w:t>
-        <w:br/>
-      </w:r>
-      <w:r>
-        <w:rPr w:rFonts="맑은 고딕">
-          <w:rFonts w:ascii="맑은 고딕" w:hAnsi="맑은 고딕" w:eastAsia="맑은 고딕"/>
-          <w:b w:val="0"/>
-          <w:sz w:val="20"/>
-        </w:rPr>
-        <w:t>■ 장르 : 파워 록(Power Rock), 신스팝(Synth-Pop), 팝 록(Pop Rock), 영화 음악(Film Soundtrack)</w:t>
-        <w:br/>
-      </w:r>
-      <w:r>
-        <w:rPr w:rFonts="맑은 고딕">
-          <w:rFonts w:ascii="맑은 고딕" w:hAnsi="맑은 고딕" w:eastAsia="맑은 고딕"/>
-          <w:b w:val="0"/>
-          <w:sz w:val="20"/>
-        </w:rPr>
-        <w:t>■ 주요 수록곡 : 1. Survivor - Burning Heart</w:t>
-        <w:br/>
+        <w:t>위치 :  192</w:t>
       </w:r>
     </w:p>
     <w:p>
       <w:pPr>
-        <w:spacing w:after="160"/>
+        <w:spacing w:line="324" w:lineRule="auto" w:before="80" w:after="160"/>
       </w:pPr>
       <w:r>
         <w:rPr w:rFonts="맑은 고딕">
           <w:rFonts w:ascii="맑은 고딕" w:hAnsi="맑은 고딕" w:eastAsia="맑은 고딕"/>
           <w:b/>
           <w:color w:val="1F2937"/>
-          <w:sz w:val="24"/>
+          <w:sz w:val="22"/>
         </w:rPr>
-        <w:t>■ 음반 해설 및 감상 가이드</w:t>
+        <w:t xml:space="preserve">[음반 소개] </w:t>
+      </w:r>
+      <w:r>
+        <w:rPr w:rFonts="맑은 고딕">
+          <w:rFonts w:ascii="맑은 고딕" w:hAnsi="맑은 고딕" w:eastAsia="맑은 고딕"/>
+          <w:b w:val="0"/>
+          <w:sz w:val="21"/>
+        </w:rPr>
       </w:r>
     </w:p>
     <w:p>
       <w:pPr>
-        <w:spacing w:line="312" w:lineRule="auto" w:after="120"/>
+        <w:spacing w:line="324" w:lineRule="auto" w:after="120"/>
       </w:pPr>
       <w:r>
         <w:rPr w:rFonts="맑은 고딕">
@@ -108,51 +61,516 @@
           <w:b w:val="0"/>
           <w:sz w:val="21"/>
         </w:rPr>
-        <w:t>1985년 개봉한 영화 《록키 IV(Rocky IV)》의 오리지널 사운드트랙은 1980년대 냉전 시대의 대립 구도와 인간 불굴의 의지를 대중음악의 가장 뜨거운 에너지로 녹여낸 명반입니다. 전작들에서 빌 콘티(Bill Conti)가 선보였던 클래시컬하고 웅장한 오케스트레이션 스타일에서 벗어나, 당대 최첨단의 신시사이저 사운드와 강력한 하드 록 비트를 전면에 내세우며 80년대 팝/록 트렌드의 정점을 보여주었습니다.</w:t>
+        <w:t>은막을 뚫고 솟구치는 인간의 불굴의 투지와 1980년대 팝 음악의 황금기가 만나 탄생한 불멸의 사운드트랙입니다. 영화의 드라마틱한 서사와 냉전 시대의 팽팽한 긴장감, 그리고 이를 초월하는 숭고한 땀방울이 강렬한 신시사이저와 거친 록 사운드 위에 유려하게 펼쳐집니다. 시대를 호령했던 거장들의 에너지가 농축된 이 음반은 단순한 배경음악을 넘어, 청춘의 심장을 고동치게 만드는 영원한 승리의 송가(頌歌)로 기억되고 있습니다.</w:t>
       </w:r>
     </w:p>
     <w:p>
       <w:pPr>
-        <w:spacing w:line="312" w:lineRule="auto" w:after="120"/>
+        <w:spacing w:line="324" w:lineRule="auto" w:before="200" w:after="80"/>
       </w:pPr>
+      <w:r>
+        <w:rPr w:rFonts="맑은 고딕">
+          <w:rFonts w:ascii="맑은 고딕" w:hAnsi="맑은 고딕" w:eastAsia="맑은 고딕"/>
+          <w:b/>
+          <w:color w:val="1E3A8A"/>
+          <w:sz w:val="24"/>
+        </w:rPr>
+        <w:t>1. 음반 데이터</w:t>
+      </w:r>
+    </w:p>
+    <w:p>
+      <w:pPr>
+        <w:spacing w:line="324" w:lineRule="auto" w:after="80"/>
+      </w:pPr>
+      <w:r>
+        <w:rPr w:rFonts="맑은 고딕">
+          <w:rFonts w:ascii="맑은 고딕" w:hAnsi="맑은 고딕" w:eastAsia="맑은 고딕"/>
+          <w:b w:val="0"/>
+          <w:color w:val="6B7280"/>
+          <w:sz w:val="21"/>
+        </w:rPr>
+        <w:t xml:space="preserve">· </w:t>
+      </w:r>
+      <w:r>
+        <w:rPr w:rFonts="맑은 고딕">
+          <w:rFonts w:ascii="맑은 고딕" w:hAnsi="맑은 고딕" w:eastAsia="맑은 고딕"/>
+          <w:b/>
+          <w:color w:val="1F2937"/>
+          <w:sz w:val="21"/>
+        </w:rPr>
+        <w:t xml:space="preserve">앨범명: </w:t>
+      </w:r>
       <w:r>
         <w:rPr w:rFonts="맑은 고딕">
           <w:rFonts w:ascii="맑은 고딕" w:hAnsi="맑은 고딕" w:eastAsia="맑은 고딕"/>
           <w:b w:val="0"/>
           <w:sz w:val="21"/>
         </w:rPr>
-        <w:t>이 앨범은 서바이버(Survivor)의 폭발적인 록 사운드가 돋보이는 "Burning Heart"로 포문을 열며, '록키' 시리즈 특유의 투지와 승부욕을 극대화합니다. 또한 '소울의 대부' 제임스 브라운(James Brown)이 부른 "Living in America"는 화려한 브라스 섹션과 펑키한 리듬으로 화려한 쇼맨십을 유쾌하게 표현해 내어 당해 그래미 어워드 수상의 영예를 안았습니다. 로버트 테퍼(Robert Tepper)의 "No Easy Way Out"과 존 카퍼티(John Cafferty)의 "Heart's On Fire" 역시 고조되는 절박함과 솟구치는 열정을 강렬한 보컬로 담아내며 음반의 서사적 몰입도를 높입니다.</w:t>
+        <w:t>Rocky IV</w:t>
       </w:r>
     </w:p>
     <w:p>
       <w:pPr>
-        <w:spacing w:line="312" w:lineRule="auto" w:after="120"/>
+        <w:spacing w:line="324" w:lineRule="auto" w:after="80"/>
       </w:pPr>
+      <w:r>
+        <w:rPr w:rFonts="맑은 고딕">
+          <w:rFonts w:ascii="맑은 고딕" w:hAnsi="맑은 고딕" w:eastAsia="맑은 고딕"/>
+          <w:b w:val="0"/>
+          <w:color w:val="6B7280"/>
+          <w:sz w:val="21"/>
+        </w:rPr>
+        <w:t xml:space="preserve">· </w:t>
+      </w:r>
+      <w:r>
+        <w:rPr w:rFonts="맑은 고딕">
+          <w:rFonts w:ascii="맑은 고딕" w:hAnsi="맑은 고딕" w:eastAsia="맑은 고딕"/>
+          <w:b/>
+          <w:color w:val="1F2937"/>
+          <w:sz w:val="21"/>
+        </w:rPr>
+        <w:t xml:space="preserve">아티스트: </w:t>
+      </w:r>
       <w:r>
         <w:rPr w:rFonts="맑은 고딕">
           <w:rFonts w:ascii="맑은 고딕" w:hAnsi="맑은 고딕" w:eastAsia="맑은 고딕"/>
           <w:b w:val="0"/>
           <w:sz w:val="21"/>
         </w:rPr>
-        <w:t>특히 음악 감독 빈스 디콜라(Vince DiCola)가 담당한 연주곡 "Training Montage"와 "War"는 드라마틱한 구성과 신시사이저 테크닉이 집약된 스코어로, 록키와 드라고의 대립 및 훈련 과정을 청각적으로 완벽하게 구현했습니다. 정교하게 배치된 드럼 비트, 날카로운 기타 리프, 아날로그 신시사이저의 두터운 레이어는 LP 매체 특유의 폭발적인 음압과 선명한 입체감으로 감상할 때 그 진가를 발휘합니다.</w:t>
+        <w:t>Various Artists</w:t>
       </w:r>
     </w:p>
     <w:p>
       <w:pPr>
-        <w:spacing w:line="312" w:lineRule="auto" w:after="120"/>
+        <w:spacing w:line="324" w:lineRule="auto" w:after="80"/>
       </w:pPr>
+      <w:r>
+        <w:rPr w:rFonts="맑은 고딕">
+          <w:rFonts w:ascii="맑은 고딕" w:hAnsi="맑은 고딕" w:eastAsia="맑은 고딕"/>
+          <w:b w:val="0"/>
+          <w:color w:val="6B7280"/>
+          <w:sz w:val="21"/>
+        </w:rPr>
+        <w:t xml:space="preserve">· </w:t>
+      </w:r>
+      <w:r>
+        <w:rPr w:rFonts="맑은 고딕">
+          <w:rFonts w:ascii="맑은 고딕" w:hAnsi="맑은 고딕" w:eastAsia="맑은 고딕"/>
+          <w:b/>
+          <w:color w:val="1F2937"/>
+          <w:sz w:val="21"/>
+        </w:rPr>
+        <w:t xml:space="preserve">발매 정보: </w:t>
+      </w:r>
       <w:r>
         <w:rPr w:rFonts="맑은 고딕">
           <w:rFonts w:ascii="맑은 고딕" w:hAnsi="맑은 고딕" w:eastAsia="맑은 고딕"/>
           <w:b w:val="0"/>
           <w:sz w:val="21"/>
         </w:rPr>
-        <w:t>《Rocky IV》 사운드트랙은 단순한 영화 영화 음악의 차원을 넘어, 80년대 아날로그 프로덕션의 정수를 담아낸 스포츠 록(Sports Rock) 음악의 금자탑입니다. 듣는 이로 하여금 당장이라도 한계를 뛰어넘어 달리고 싶게 만드는 역동적인 트랙들로 가득 차 있으며, 턴테이블 위에서 바늘이 돌아가는 순간 청자를 링 위의 뜨거운 도전의 현장으로 안내하는 명반입니다.</w:t>
+        <w:t>1985년 11월 스코티 브라더스 레코드(Scotti Brothers Records)를 통해 발매된 실베스터 스탤론 주연의 영화 &lt;록키 4&gt; 오리지널 사운드트랙 음반입니다.</w:t>
+      </w:r>
+    </w:p>
+    <w:p>
+      <w:pPr>
+        <w:spacing w:line="324" w:lineRule="auto" w:after="80"/>
+      </w:pPr>
+      <w:r>
+        <w:rPr w:rFonts="맑은 고딕">
+          <w:rFonts w:ascii="맑은 고딕" w:hAnsi="맑은 고딕" w:eastAsia="맑은 고딕"/>
+          <w:b w:val="0"/>
+          <w:color w:val="6B7280"/>
+          <w:sz w:val="21"/>
+        </w:rPr>
+        <w:t xml:space="preserve">· </w:t>
+      </w:r>
+      <w:r>
+        <w:rPr w:rFonts="맑은 고딕">
+          <w:rFonts w:ascii="맑은 고딕" w:hAnsi="맑은 고딕" w:eastAsia="맑은 고딕"/>
+          <w:b/>
+          <w:color w:val="1F2937"/>
+          <w:sz w:val="21"/>
+        </w:rPr>
+        <w:t xml:space="preserve">LP 인기도(판매량): </w:t>
+      </w:r>
+      <w:r>
+        <w:rPr w:rFonts="맑은 고딕">
+          <w:rFonts w:ascii="맑은 고딕" w:hAnsi="맑은 고딕" w:eastAsia="맑은 고딕"/>
+          <w:b w:val="0"/>
+          <w:sz w:val="21"/>
+        </w:rPr>
+        <w:t>발매 직후 미국 빌보드 200 앨범 차트 10위에 오르고 전 세계적으로 수백만 장의 판매고를 올리며 플래티넘 인증을 획득, 80년대를 대표하는 최고의 베스트셀러 사운드트랙 중 하나로 확고히 자리매김했습니다.</w:t>
+      </w:r>
+    </w:p>
+    <w:p>
+      <w:pPr>
+        <w:spacing w:line="324" w:lineRule="auto" w:after="80"/>
+      </w:pPr>
+      <w:r>
+        <w:rPr w:rFonts="맑은 고딕">
+          <w:rFonts w:ascii="맑은 고딕" w:hAnsi="맑은 고딕" w:eastAsia="맑은 고딕"/>
+          <w:b w:val="0"/>
+          <w:color w:val="6B7280"/>
+          <w:sz w:val="21"/>
+        </w:rPr>
+        <w:t xml:space="preserve">· </w:t>
+      </w:r>
+      <w:r>
+        <w:rPr w:rFonts="맑은 고딕">
+          <w:rFonts w:ascii="맑은 고딕" w:hAnsi="맑은 고딕" w:eastAsia="맑은 고딕"/>
+          <w:b/>
+          <w:color w:val="1F2937"/>
+          <w:sz w:val="21"/>
+        </w:rPr>
+        <w:t xml:space="preserve">각종 수상경력: </w:t>
+      </w:r>
+      <w:r>
+        <w:rPr w:rFonts="맑은 고딕">
+          <w:rFonts w:ascii="맑은 고딕" w:hAnsi="맑은 고딕" w:eastAsia="맑은 고딕"/>
+          <w:b w:val="0"/>
+          <w:sz w:val="21"/>
+        </w:rPr>
+        <w:t>수록곡 중 제임스 브라운(James Brown)의 'Living in America'는 제29회 그래미 어워드 '최우수 남성 R&amp;B 보컬 퍼포먼스상'을 수상하는 영예를 안으며 대중성과 음악성을 동시에 공인받았습니다.</w:t>
+      </w:r>
+    </w:p>
+    <w:p>
+      <w:pPr>
+        <w:spacing w:line="324" w:lineRule="auto" w:before="200" w:after="80"/>
+      </w:pPr>
+      <w:r>
+        <w:rPr w:rFonts="맑은 고딕">
+          <w:rFonts w:ascii="맑은 고딕" w:hAnsi="맑은 고딕" w:eastAsia="맑은 고딕"/>
+          <w:b/>
+          <w:color w:val="1E3A8A"/>
+          <w:sz w:val="24"/>
+        </w:rPr>
+        <w:t>2. 아티스트 정보</w:t>
+      </w:r>
+    </w:p>
+    <w:p>
+      <w:pPr>
+        <w:spacing w:line="324" w:lineRule="auto" w:after="80"/>
+      </w:pPr>
+      <w:r>
+        <w:rPr w:rFonts="맑은 고딕">
+          <w:rFonts w:ascii="맑은 고딕" w:hAnsi="맑은 고딕" w:eastAsia="맑은 고딕"/>
+          <w:b w:val="0"/>
+          <w:color w:val="6B7280"/>
+          <w:sz w:val="21"/>
+        </w:rPr>
+        <w:t xml:space="preserve">· </w:t>
+      </w:r>
+      <w:r>
+        <w:rPr w:rFonts="맑은 고딕">
+          <w:rFonts w:ascii="맑은 고딕" w:hAnsi="맑은 고딕" w:eastAsia="맑은 고딕"/>
+          <w:b/>
+          <w:color w:val="1F2937"/>
+          <w:sz w:val="21"/>
+        </w:rPr>
+        <w:t xml:space="preserve">국적: </w:t>
+      </w:r>
+      <w:r>
+        <w:rPr w:rFonts="맑은 고딕">
+          <w:rFonts w:ascii="맑은 고딕" w:hAnsi="맑은 고딕" w:eastAsia="맑은 고딕"/>
+          <w:b w:val="0"/>
+          <w:sz w:val="21"/>
+        </w:rPr>
+        <w:t>미국</w:t>
+      </w:r>
+    </w:p>
+    <w:p>
+      <w:pPr>
+        <w:spacing w:line="324" w:lineRule="auto" w:after="80"/>
+      </w:pPr>
+      <w:r>
+        <w:rPr w:rFonts="맑은 고딕">
+          <w:rFonts w:ascii="맑은 고딕" w:hAnsi="맑은 고딕" w:eastAsia="맑은 고딕"/>
+          <w:b w:val="0"/>
+          <w:color w:val="6B7280"/>
+          <w:sz w:val="21"/>
+        </w:rPr>
+        <w:t xml:space="preserve">· </w:t>
+      </w:r>
+      <w:r>
+        <w:rPr w:rFonts="맑은 고딕">
+          <w:rFonts w:ascii="맑은 고딕" w:hAnsi="맑은 고딕" w:eastAsia="맑은 고딕"/>
+          <w:b/>
+          <w:color w:val="1F2937"/>
+          <w:sz w:val="21"/>
+        </w:rPr>
+        <w:t xml:space="preserve">생몰년도: </w:t>
+      </w:r>
+      <w:r>
+        <w:rPr w:rFonts="맑은 고딕">
+          <w:rFonts w:ascii="맑은 고딕" w:hAnsi="맑은 고딕" w:eastAsia="맑은 고딕"/>
+          <w:b w:val="0"/>
+          <w:sz w:val="21"/>
+        </w:rPr>
+        <w:t>1985년 (음반 발매 연도)</w:t>
+      </w:r>
+    </w:p>
+    <w:p>
+      <w:pPr>
+        <w:spacing w:line="324" w:lineRule="auto" w:after="80"/>
+      </w:pPr>
+      <w:r>
+        <w:rPr w:rFonts="맑은 고딕">
+          <w:rFonts w:ascii="맑은 고딕" w:hAnsi="맑은 고딕" w:eastAsia="맑은 고딕"/>
+          <w:b w:val="0"/>
+          <w:color w:val="6B7280"/>
+          <w:sz w:val="21"/>
+        </w:rPr>
+        <w:t xml:space="preserve">· </w:t>
+      </w:r>
+      <w:r>
+        <w:rPr w:rFonts="맑은 고딕">
+          <w:rFonts w:ascii="맑은 고딕" w:hAnsi="맑은 고딕" w:eastAsia="맑은 고딕"/>
+          <w:b/>
+          <w:color w:val="1F2937"/>
+          <w:sz w:val="21"/>
+        </w:rPr>
+        <w:t xml:space="preserve">그룹 소속: </w:t>
+      </w:r>
+      <w:r>
+        <w:rPr w:rFonts="맑은 고딕">
+          <w:rFonts w:ascii="맑은 고딕" w:hAnsi="맑은 고딕" w:eastAsia="맑은 고딕"/>
+          <w:b w:val="0"/>
+          <w:sz w:val="21"/>
+        </w:rPr>
+        <w:t>옴니버스 컴필레이션 (Various Artists)</w:t>
+      </w:r>
+    </w:p>
+    <w:p>
+      <w:pPr>
+        <w:spacing w:line="324" w:lineRule="auto" w:after="80"/>
+      </w:pPr>
+      <w:r>
+        <w:rPr w:rFonts="맑은 고딕">
+          <w:rFonts w:ascii="맑은 고딕" w:hAnsi="맑은 고딕" w:eastAsia="맑은 고딕"/>
+          <w:b w:val="0"/>
+          <w:color w:val="6B7280"/>
+          <w:sz w:val="21"/>
+        </w:rPr>
+        <w:t xml:space="preserve">· </w:t>
+      </w:r>
+      <w:r>
+        <w:rPr w:rFonts="맑은 고딕">
+          <w:rFonts w:ascii="맑은 고딕" w:hAnsi="맑은 고딕" w:eastAsia="맑은 고딕"/>
+          <w:b/>
+          <w:color w:val="1F2937"/>
+          <w:sz w:val="21"/>
+        </w:rPr>
+        <w:t xml:space="preserve">아티스트 소개: </w:t>
+      </w:r>
+      <w:r>
+        <w:rPr w:rFonts="맑은 고딕">
+          <w:rFonts w:ascii="맑은 고딕" w:hAnsi="맑은 고딕" w:eastAsia="맑은 고딕"/>
+          <w:b w:val="0"/>
+          <w:sz w:val="21"/>
+        </w:rPr>
+        <w:t>서바이버(Survivor), 제임스 브라운(James Brown), 로버트 테퍼(Robert Tepper), 빈스 디콜라(Vince DiCola) 등 당대 팝과 록, 훵크 씬을 풍미했던 최고의 뮤지션들이 총집결하였습니다. 각 아티스트의 뚜렷한 개성이 영화의 서사와 맞물려 극적인 시너지를 일으키며 80년대 아메리칸 대중음악의 찬란한 전성기를 증명해 보였습니다.</w:t>
+      </w:r>
+    </w:p>
+    <w:p>
+      <w:pPr>
+        <w:spacing w:line="324" w:lineRule="auto" w:before="200" w:after="80"/>
+      </w:pPr>
+      <w:r>
+        <w:rPr w:rFonts="맑은 고딕">
+          <w:rFonts w:ascii="맑은 고딕" w:hAnsi="맑은 고딕" w:eastAsia="맑은 고딕"/>
+          <w:b/>
+          <w:color w:val="1E3A8A"/>
+          <w:sz w:val="24"/>
+        </w:rPr>
+        <w:t>3. 음반 상세 분석</w:t>
+      </w:r>
+    </w:p>
+    <w:p>
+      <w:pPr>
+        <w:spacing w:line="324" w:lineRule="auto" w:after="80"/>
+      </w:pPr>
+      <w:r>
+        <w:rPr w:rFonts="맑은 고딕">
+          <w:rFonts w:ascii="맑은 고딕" w:hAnsi="맑은 고딕" w:eastAsia="맑은 고딕"/>
+          <w:b w:val="0"/>
+          <w:color w:val="6B7280"/>
+          <w:sz w:val="21"/>
+        </w:rPr>
+        <w:t xml:space="preserve">· </w:t>
+      </w:r>
+      <w:r>
+        <w:rPr w:rFonts="맑은 고딕">
+          <w:rFonts w:ascii="맑은 고딕" w:hAnsi="맑은 고딕" w:eastAsia="맑은 고딕"/>
+          <w:b/>
+          <w:color w:val="1F2937"/>
+          <w:sz w:val="21"/>
+        </w:rPr>
+        <w:t xml:space="preserve">역사적 위치: </w:t>
+      </w:r>
+      <w:r>
+        <w:rPr w:rFonts="맑은 고딕">
+          <w:rFonts w:ascii="맑은 고딕" w:hAnsi="맑은 고딕" w:eastAsia="맑은 고딕"/>
+          <w:b w:val="0"/>
+          <w:sz w:val="21"/>
+        </w:rPr>
+        <w:t>영화 사운드트랙이 독립된 하나의 완성도 높은 록 앨범으로서 기능할 수 있음을 입증한 교과서적인 명반입니다. 멜로딕 하드록과 신스웨이브(Synthwave)의 정교한 결합을 통해 80년대 아레나 록의 정점을 완성하였으며, 이후 수많은 스포츠 미디어와 대중문화에 트레이닝 몽타주 음악의 절대적 표준을 제시했습니다.</w:t>
+      </w:r>
+    </w:p>
+    <w:p>
+      <w:pPr>
+        <w:spacing w:line="324" w:lineRule="auto" w:after="80"/>
+      </w:pPr>
+      <w:r>
+        <w:rPr w:rFonts="맑은 고딕">
+          <w:rFonts w:ascii="맑은 고딕" w:hAnsi="맑은 고딕" w:eastAsia="맑은 고딕"/>
+          <w:b w:val="0"/>
+          <w:color w:val="6B7280"/>
+          <w:sz w:val="21"/>
+        </w:rPr>
+        <w:t xml:space="preserve">· </w:t>
+      </w:r>
+      <w:r>
+        <w:rPr w:rFonts="맑은 고딕">
+          <w:rFonts w:ascii="맑은 고딕" w:hAnsi="맑은 고딕" w:eastAsia="맑은 고딕"/>
+          <w:b/>
+          <w:color w:val="1F2937"/>
+          <w:sz w:val="21"/>
+        </w:rPr>
+        <w:t xml:space="preserve">시대의 흔적(스토리텔링): </w:t>
+      </w:r>
+      <w:r>
+        <w:rPr w:rFonts="맑은 고딕">
+          <w:rFonts w:ascii="맑은 고딕" w:hAnsi="맑은 고딕" w:eastAsia="맑은 고딕"/>
+          <w:b w:val="0"/>
+          <w:sz w:val="21"/>
+        </w:rPr>
+        <w:t>동서 냉전의 종막을 향해 달려가던 1985년의 세계적 공기와 미소 갈등의 상징성을 은유하면서도, 거대한 운명 앞에 홀로 선 인간의 순수한 고투를 그려냈습니다. 네온사인과 아날로그 감성이 교차하던 시절, 젊은이들이 카세트테이프와 LP가 닳도록 들으며 가슴속 열정을 불태웠던 찬란한 청춘의 파편이 고스란히 담겨 있습니다.</w:t>
+      </w:r>
+    </w:p>
+    <w:p>
+      <w:pPr>
+        <w:spacing w:line="324" w:lineRule="auto" w:before="200" w:after="80"/>
+      </w:pPr>
+      <w:r>
+        <w:rPr w:rFonts="맑은 고딕">
+          <w:rFonts w:ascii="맑은 고딕" w:hAnsi="맑은 고딕" w:eastAsia="맑은 고딕"/>
+          <w:b/>
+          <w:color w:val="1E3A8A"/>
+          <w:sz w:val="24"/>
+        </w:rPr>
+        <w:t>4. 주요 수록곡 및 감상 제언</w:t>
+      </w:r>
+    </w:p>
+    <w:p>
+      <w:pPr>
+        <w:spacing w:line="324" w:lineRule="auto" w:after="80"/>
+      </w:pPr>
+      <w:r>
+        <w:rPr w:rFonts="맑은 고딕">
+          <w:rFonts w:ascii="맑은 고딕" w:hAnsi="맑은 고딕" w:eastAsia="맑은 고딕"/>
+          <w:b w:val="0"/>
+          <w:color w:val="6B7280"/>
+          <w:sz w:val="21"/>
+        </w:rPr>
+        <w:t xml:space="preserve">· </w:t>
+      </w:r>
+      <w:r>
+        <w:rPr w:rFonts="맑은 고딕">
+          <w:rFonts w:ascii="맑은 고딕" w:hAnsi="맑은 고딕" w:eastAsia="맑은 고딕"/>
+          <w:b/>
+          <w:color w:val="1F2937"/>
+          <w:sz w:val="21"/>
+        </w:rPr>
+        <w:t xml:space="preserve">주요 수록곡 특징: </w:t>
+      </w:r>
+      <w:r>
+        <w:rPr w:rFonts="맑은 고딕">
+          <w:rFonts w:ascii="맑은 고딕" w:hAnsi="맑은 고딕" w:eastAsia="맑은 고딕"/>
+          <w:b w:val="0"/>
+          <w:sz w:val="21"/>
+        </w:rPr>
+        <w:t>서바이버의 절박하고도 서정적인 멜로디가 돋보이는 'Burning Heart', 묵직한 베이스 라인과 비장미 넘치는 보컬이 심금을 울리는 로버트 테퍼의 'No Easy Way Out', 제임스 브라운 특유의 폭발적인 훵크 리듬을 뽐내는 'Living in America', 그리고 빈스 디콜라가 건반으로 그려낸 웅장한 기악곡 'Training Montage'는 감정의 절정을 이끌어냅니다.</w:t>
+      </w:r>
+    </w:p>
+    <w:p>
+      <w:pPr>
+        <w:spacing w:line="324" w:lineRule="auto" w:after="80"/>
+      </w:pPr>
+      <w:r>
+        <w:rPr w:rFonts="맑은 고딕">
+          <w:rFonts w:ascii="맑은 고딕" w:hAnsi="맑은 고딕" w:eastAsia="맑은 고딕"/>
+          <w:b w:val="0"/>
+          <w:color w:val="6B7280"/>
+          <w:sz w:val="21"/>
+        </w:rPr>
+        <w:t xml:space="preserve">· </w:t>
+      </w:r>
+      <w:r>
+        <w:rPr w:rFonts="맑은 고딕">
+          <w:rFonts w:ascii="맑은 고딕" w:hAnsi="맑은 고딕" w:eastAsia="맑은 고딕"/>
+          <w:b/>
+          <w:color w:val="1F2937"/>
+          <w:sz w:val="21"/>
+        </w:rPr>
+        <w:t xml:space="preserve">빈티지 감상 제언: </w:t>
+      </w:r>
+      <w:r>
+        <w:rPr w:rFonts="맑은 고딕">
+          <w:rFonts w:ascii="맑은 고딕" w:hAnsi="맑은 고딕" w:eastAsia="맑은 고딕"/>
+          <w:b w:val="0"/>
+          <w:sz w:val="21"/>
+        </w:rPr>
+        <w:t>굵직한 아날로그 신시사이저의 베이스 라인과 게이트 리버브가 걸린 강렬한 스네어 드럼의 타격감이 압권입니다. 진공관 앰프의 온기를 거친 턴테이블 바늘이 그루브를 탈 때, 디지털 음원에서는 느낄 수 없는 두터운 질감과 박진감 넘치는 다이내믹스가 리스닝 룸 가득 묵직하게 차오릅니다.</w:t>
+      </w:r>
+    </w:p>
+    <w:p>
+      <w:pPr>
+        <w:spacing w:line="324" w:lineRule="auto" w:after="80"/>
+      </w:pPr>
+      <w:r>
+        <w:rPr w:rFonts="맑은 고딕">
+          <w:rFonts w:ascii="맑은 고딕" w:hAnsi="맑은 고딕" w:eastAsia="맑은 고딕"/>
+          <w:b w:val="0"/>
+          <w:color w:val="6B7280"/>
+          <w:sz w:val="21"/>
+        </w:rPr>
+        <w:t xml:space="preserve">· </w:t>
+      </w:r>
+      <w:r>
+        <w:rPr w:rFonts="맑은 고딕">
+          <w:rFonts w:ascii="맑은 고딕" w:hAnsi="맑은 고딕" w:eastAsia="맑은 고딕"/>
+          <w:b/>
+          <w:color w:val="1F2937"/>
+          <w:sz w:val="21"/>
+        </w:rPr>
+        <w:t xml:space="preserve">소장 가치: </w:t>
+      </w:r>
+      <w:r>
+        <w:rPr w:rFonts="맑은 고딕">
+          <w:rFonts w:ascii="맑은 고딕" w:hAnsi="맑은 고딕" w:eastAsia="맑은 고딕"/>
+          <w:b w:val="0"/>
+          <w:sz w:val="21"/>
+        </w:rPr>
+        <w:t>80년대 팝/록의 황금기 사운드를 오롯이 품고 있는 명반이자, 한 시대를 풍미한 영화음악의 아이콘으로서 LP 컬렉터라면 결코 지나칠 수 없는 필청 음반입니다.</w:t>
+      </w:r>
+    </w:p>
+    <w:p>
+      <w:pPr>
+        <w:spacing w:line="324" w:lineRule="auto" w:after="120" w:before="160"/>
+      </w:pPr>
+      <w:r>
+        <w:rPr w:rFonts="맑은 고딕">
+          <w:rFonts w:ascii="맑은 고딕" w:hAnsi="맑은 고딕" w:eastAsia="맑은 고딕"/>
+          <w:b/>
+          <w:color w:val="4338CA"/>
+          <w:sz w:val="21"/>
+        </w:rPr>
+        <w:t>이 음반을 통해 한계를 뛰어넘는 인간의 뜨거운 투지와 80년대 아날로그 록이 전해주는 감동을 다시 한번 경험해 보시는 것은 어떨까요?</w:t>
       </w:r>
     </w:p>
     <w:sectPr>
       <w:pgSz w:w="12240" w:h="15840"/>
-      <w:pgMar w:top="1440" w:right="1440" w:bottom="1440" w:left="1440" w:header="720" w:footer="720" w:gutter="0"/>
+      <w:pgMar w:top="1152" w:right="1296" w:bottom="1152" w:left="1296" w:header="720" w:footer="720" w:gutter="0"/>
       <w:cols w:space="720"/>
       <w:docGrid w:linePitch="360"/>
     </w:sectPr>

--- a/word_reports/LP_0022_위치_192_Various Artists_Rocky IV.docx
+++ b/word_reports/LP_0022_위치_192_Various Artists_Rocky IV.docx
@@ -32,7 +32,7 @@
     </w:p>
     <w:p>
       <w:pPr>
-        <w:spacing w:line="324" w:lineRule="auto" w:before="80" w:after="160"/>
+        <w:spacing w:line="324" w:lineRule="auto" w:before="80" w:after="120"/>
       </w:pPr>
       <w:r>
         <w:rPr w:rFonts="맑은 고딕">
@@ -42,13 +42,6 @@
           <w:sz w:val="22"/>
         </w:rPr>
         <w:t xml:space="preserve">[음반 소개] </w:t>
-      </w:r>
-      <w:r>
-        <w:rPr w:rFonts="맑은 고딕">
-          <w:rFonts w:ascii="맑은 고딕" w:hAnsi="맑은 고딕" w:eastAsia="맑은 고딕"/>
-          <w:b w:val="0"/>
-          <w:sz w:val="21"/>
-        </w:rPr>
       </w:r>
     </w:p>
     <w:p>
@@ -61,7 +54,33 @@
           <w:b w:val="0"/>
           <w:sz w:val="21"/>
         </w:rPr>
-        <w:t>은막을 뚫고 솟구치는 인간의 불굴의 투지와 1980년대 팝 음악의 황금기가 만나 탄생한 불멸의 사운드트랙입니다. 영화의 드라마틱한 서사와 냉전 시대의 팽팽한 긴장감, 그리고 이를 초월하는 숭고한 땀방울이 강렬한 신시사이저와 거친 록 사운드 위에 유려하게 펼쳐집니다. 시대를 호령했던 거장들의 에너지가 농축된 이 음반은 단순한 배경음악을 넘어, 청춘의 심장을 고동치게 만드는 영원한 승리의 송가(頌歌)로 기억되고 있습니다.</w:t>
+        <w:t>1985년, 전 세계를 뜨겁게 달구었던 영화 《록키 4》의 사운드트랙은 단순한 영화 배경음악의 범주를 넘어 1980년대 아메리칸 팝과 록 음악의 황금기를 상징하는 거대한 문화적 이정표로 우뚝 서 있습니다. 전작의 기념비적인 테마곡 "Eye of the Tiger"로 전 세계를 매료시켰던 록 밴드 서바이버(Survivor)를 필두로, '소울의 대부' 제임스 브라운(James Brown), 그리고 당대 AOR(Adult Oriented Rock) 씬의 숨은 강자들이 참여한 이 앨범은 냉전 시대의 팽팽한 긴장감과 인간 한계를 뛰어넘으려는 숭고한 드라마를 음악이라는 가장 뜨거운 언어로 승화시켰습니다.</w:t>
+      </w:r>
+    </w:p>
+    <w:p>
+      <w:pPr>
+        <w:spacing w:line="324" w:lineRule="auto" w:after="120"/>
+      </w:pPr>
+      <w:r>
+        <w:rPr w:rFonts="맑은 고딕">
+          <w:rFonts w:ascii="맑은 고딕" w:hAnsi="맑은 고딕" w:eastAsia="맑은 고딕"/>
+          <w:b w:val="0"/>
+          <w:sz w:val="21"/>
+        </w:rPr>
+        <w:t>본 작은 기존 록키 시리즈를 관통하던 빌 콘티(Bill Conti)의 전통적인 클래식 오케스트레이션에서 과감히 탈피하여, 첨단 신시사이저와 강렬한 전자 드럼, 그리고 폭발적인 일렉트릭 기타 리프를 전면에 배치하는 파격을 단행했습니다. 작곡가 빈스 디콜라(Vince DiCola)가 빚어낸 미래지향적인 신스 록 인스트루멘털 트랙들은 서사적 비장미를 극대화하며, 대중음악이 영화의 극적 카타르시스를 어떻게 견인할 수 있는지를 완벽하게 증명해 냈습니다. 이 음반은 시대의 불안을 극복하고 승리를 향해 전진하는 인간의 강인한 의지를 찬란한 멜로디의 궤적으로 그려낸 예술적 웅변입니다.</w:t>
+      </w:r>
+    </w:p>
+    <w:p>
+      <w:pPr>
+        <w:spacing w:line="324" w:lineRule="auto" w:after="120"/>
+      </w:pPr>
+      <w:r>
+        <w:rPr w:rFonts="맑은 고딕">
+          <w:rFonts w:ascii="맑은 고딕" w:hAnsi="맑은 고딕" w:eastAsia="맑은 고딕"/>
+          <w:b w:val="0"/>
+          <w:sz w:val="21"/>
+        </w:rPr>
+        <w:t>세월이 반세기에 가깝게 흐른 오늘날에도 이 음반이 전해주는 울림은 결코 바래지 않습니다. 고독한 훈련의 고통 속에서 피어나는 결연한 서정미, 피할 수 없는 운명을 마주한 사나이의 고뇌, 그리고 마침내 장벽을 허물어뜨리는 화해와 환희의 메시지가 한 장의 바이닐(LP) 속에 촘촘히 새겨져 있습니다. 아날로그 그루브를 따라 터져 나오는 역동적인 사운드는 오늘을 살아가는 현대인들에게도 메마른 가슴을 다시 뛰게 만드는 불멸의 영감과 낭만적 노스탤지어를 선사합니다.</w:t>
       </w:r>
     </w:p>
     <w:p>
@@ -168,7 +187,7 @@
           <w:b w:val="0"/>
           <w:sz w:val="21"/>
         </w:rPr>
-        <w:t>1985년 11월 스코티 브라더스 레코드(Scotti Brothers Records)를 통해 발매된 실베스터 스탤론 주연의 영화 &lt;록키 4&gt; 오리지널 사운드트랙 음반입니다.</w:t>
+        <w:t>1985년 11월 미국의 유서 깊은 레이블 스코티 브라더스(Scotti Brothers Records)를 통해 공식 발매된 실베스터 스탤론 주연·감독의 영화 《Rocky IV》의 오리지널 사운드트랙으로, 80년대 신스 팝과 하드 록, 펑크(Funk)의 정수를 결합한 역사적 명반.</w:t>
       </w:r>
     </w:p>
     <w:p>
@@ -199,7 +218,7 @@
           <w:b w:val="0"/>
           <w:sz w:val="21"/>
         </w:rPr>
-        <w:t>발매 직후 미국 빌보드 200 앨범 차트 10위에 오르고 전 세계적으로 수백만 장의 판매고를 올리며 플래티넘 인증을 획득, 80년대를 대표하는 최고의 베스트셀러 사운드트랙 중 하나로 확고히 자리매김했습니다.</w:t>
+        <w:t>발매 직후 미국 빌보드 200 앨범 차트 10위에 오르며 폭발적인 반향을 일으켰고, 미국 음반 산업 협회(RIAA)로부터 트리플 플래티넘(300만 장 이상 판매) 인증을 획득하며 전 세계 수많은 음악 팬들의 턴테이블을 점령함.</w:t>
       </w:r>
     </w:p>
     <w:p>
@@ -230,7 +249,7 @@
           <w:b w:val="0"/>
           <w:sz w:val="21"/>
         </w:rPr>
-        <w:t>수록곡 중 제임스 브라운(James Brown)의 'Living in America'는 제29회 그래미 어워드 '최우수 남성 R&amp;B 보컬 퍼포먼스상'을 수상하는 영예를 안으며 대중성과 음악성을 동시에 공인받았습니다.</w:t>
+        <w:t>수록곡 James Brown의 "Living in America"가 1986년 제29회 그래미 어워드 '최우수 남성 R&amp;B 보컬 퍼포먼스상'을 수상하였으며, Survivor의 "Burning Heart"가 빌보드 핫 100 차트 2위에 오르는 등 음악성과 대중성을 동시에 공인받음.</w:t>
       </w:r>
     </w:p>
     <w:p>
@@ -306,7 +325,7 @@
           <w:b w:val="0"/>
           <w:sz w:val="21"/>
         </w:rPr>
-        <w:t>1985년 (음반 발매 연도)</w:t>
+        <w:t>1985년 (사운드트랙 발매 연도)</w:t>
       </w:r>
     </w:p>
     <w:p>
@@ -337,7 +356,7 @@
           <w:b w:val="0"/>
           <w:sz w:val="21"/>
         </w:rPr>
-        <w:t>옴니버스 컴필레이션 (Various Artists)</w:t>
+        <w:t>Various Artists (컴필레이션 옴니버스)</w:t>
       </w:r>
     </w:p>
     <w:p>
@@ -368,7 +387,7 @@
           <w:b w:val="0"/>
           <w:sz w:val="21"/>
         </w:rPr>
-        <w:t>서바이버(Survivor), 제임스 브라운(James Brown), 로버트 테퍼(Robert Tepper), 빈스 디콜라(Vince DiCola) 등 당대 팝과 록, 훵크 씬을 풍미했던 최고의 뮤지션들이 총집결하였습니다. 각 아티스트의 뚜렷한 개성이 영화의 서사와 맞물려 극적인 시너지를 일으키며 80년대 아메리칸 대중음악의 찬란한 전성기를 증명해 보였습니다.</w:t>
+        <w:t>소울 음악의 위대한 개척자 제임스 브라운을 위시하여, 멜로딕 록의 거장 서바이버, 거친 록 보컬의 정수를 보여준 로버트 테퍼와 존 카페티, 그리고 혁신적인 건반 연주자이자 작곡가인 빈스 디콜라 등 80년대 미국 대중음악계를 찬란하게 수놓은 거장들이 한자리에 모였습니다. 이들은 장르의 벽을 넘어 영화가 지닌 서사적 역동성과 투지를 완벽한 하모니로 구현해 냈습니다.</w:t>
       </w:r>
     </w:p>
     <w:p>
@@ -413,7 +432,7 @@
           <w:b w:val="0"/>
           <w:sz w:val="21"/>
         </w:rPr>
-        <w:t>영화 사운드트랙이 독립된 하나의 완성도 높은 록 앨범으로서 기능할 수 있음을 입증한 교과서적인 명반입니다. 멜로딕 하드록과 신스웨이브(Synthwave)의 정교한 결합을 통해 80년대 아레나 록의 정점을 완성하였으며, 이후 수많은 스포츠 미디어와 대중문화에 트레이닝 몽타주 음악의 절대적 표준을 제시했습니다.</w:t>
+        <w:t>영화 사운드트랙이 독립된 팝/록 명반으로서 빌보드 차트를 압도할 수 있음을 입증한 1980년대 팝 컬처의 기념비적 유산입니다. 록과 신시사이저 테크놀로지가 결합된 가장 완벽한 형태의 에너제틱 앤섬(Anthem) 모음집으로 평가받으며, 후대의 수많은 스포츠 및 트레이닝 모티베이션 음악의 절대적 전형을 확립했습니다.</w:t>
       </w:r>
     </w:p>
     <w:p>
@@ -444,7 +463,7 @@
           <w:b w:val="0"/>
           <w:sz w:val="21"/>
         </w:rPr>
-        <w:t>동서 냉전의 종막을 향해 달려가던 1985년의 세계적 공기와 미소 갈등의 상징성을 은유하면서도, 거대한 운명 앞에 홀로 선 인간의 순수한 고투를 그려냈습니다. 네온사인과 아날로그 감성이 교차하던 시절, 젊은이들이 카세트테이프와 LP가 닳도록 들으며 가슴속 열정을 불태웠던 찬란한 청춘의 파편이 고스란히 담겨 있습니다.</w:t>
+        <w:t>1980년대 미·소 냉전이라는 지정학적 긴장감과 물질적 풍요 속에서 고뇌하던 청춘들에게 이 음반은 거대한 용기의 원천이었습니다. 거친 바람이 부는 눈 덮인 설원에서 묵묵히 통나무를 짊어지던 영화 속 주인공의 모습처럼, 시련과 고독 속에서도 꺾이지 않는 인간 존엄의 승리를 갈망하던 당대 젊은이들의 심리적 카타르시스가 아날로그 소리골마다 짙게 배어 있습니다.</w:t>
       </w:r>
     </w:p>
     <w:p>
@@ -489,7 +508,130 @@
           <w:b w:val="0"/>
           <w:sz w:val="21"/>
         </w:rPr>
-        <w:t>서바이버의 절박하고도 서정적인 멜로디가 돋보이는 'Burning Heart', 묵직한 베이스 라인과 비장미 넘치는 보컬이 심금을 울리는 로버트 테퍼의 'No Easy Way Out', 제임스 브라운 특유의 폭발적인 훵크 리듬을 뽐내는 'Living in America', 그리고 빈스 디콜라가 건반으로 그려낸 웅장한 기악곡 'Training Montage'는 감정의 절정을 이끌어냅니다.</w:t>
+      </w:r>
+    </w:p>
+    <w:p>
+      <w:pPr>
+        <w:spacing w:line="324" w:lineRule="auto" w:after="80"/>
+      </w:pPr>
+      <w:r>
+        <w:rPr w:rFonts="맑은 고딕">
+          <w:rFonts w:ascii="맑은 고딕" w:hAnsi="맑은 고딕" w:eastAsia="맑은 고딕"/>
+          <w:b w:val="0"/>
+          <w:color w:val="6B7280"/>
+          <w:sz w:val="21"/>
+        </w:rPr>
+        <w:t xml:space="preserve">· </w:t>
+      </w:r>
+      <w:r>
+        <w:rPr w:rFonts="맑은 고딕">
+          <w:rFonts w:ascii="맑은 고딕" w:hAnsi="맑은 고딕" w:eastAsia="맑은 고딕"/>
+          <w:b/>
+          <w:color w:val="1F2937"/>
+          <w:sz w:val="21"/>
+        </w:rPr>
+        <w:t xml:space="preserve">Survivor - "Burning Heart": </w:t>
+      </w:r>
+      <w:r>
+        <w:rPr w:rFonts="맑은 고딕">
+          <w:rFonts w:ascii="맑은 고딕" w:hAnsi="맑은 고딕" w:eastAsia="맑은 고딕"/>
+          <w:b w:val="0"/>
+          <w:sz w:val="21"/>
+        </w:rPr>
+        <w:t>차가운 신시사이저 인트로 뒤로 터져 나오는 결연한 기타 리프와 보컬이 시대의 대립과 인간적 고뇌를 장엄하게 노래한 앨범의 대표곡.</w:t>
+      </w:r>
+    </w:p>
+    <w:p>
+      <w:pPr>
+        <w:spacing w:line="324" w:lineRule="auto" w:after="80"/>
+      </w:pPr>
+      <w:r>
+        <w:rPr w:rFonts="맑은 고딕">
+          <w:rFonts w:ascii="맑은 고딕" w:hAnsi="맑은 고딕" w:eastAsia="맑은 고딕"/>
+          <w:b w:val="0"/>
+          <w:color w:val="6B7280"/>
+          <w:sz w:val="21"/>
+        </w:rPr>
+        <w:t xml:space="preserve">· </w:t>
+      </w:r>
+      <w:r>
+        <w:rPr w:rFonts="맑은 고딕">
+          <w:rFonts w:ascii="맑은 고딕" w:hAnsi="맑은 고딕" w:eastAsia="맑은 고딕"/>
+          <w:b/>
+          <w:color w:val="1F2937"/>
+          <w:sz w:val="21"/>
+        </w:rPr>
+        <w:t xml:space="preserve">John Cafferty - "Heart's on Fire": </w:t>
+      </w:r>
+      <w:r>
+        <w:rPr w:rFonts="맑은 고딕">
+          <w:rFonts w:ascii="맑은 고딕" w:hAnsi="맑은 고딕" w:eastAsia="맑은 고딕"/>
+          <w:b w:val="0"/>
+          <w:sz w:val="21"/>
+        </w:rPr>
+        <w:t>점진적으로 상승하는 리듬과 웅장한 브라스 사운드가 한계를 뛰어넘는 환희를 자극하는 아메리칸 하드 록의 진수.</w:t>
+      </w:r>
+    </w:p>
+    <w:p>
+      <w:pPr>
+        <w:spacing w:line="324" w:lineRule="auto" w:after="80"/>
+      </w:pPr>
+      <w:r>
+        <w:rPr w:rFonts="맑은 고딕">
+          <w:rFonts w:ascii="맑은 고딕" w:hAnsi="맑은 고딕" w:eastAsia="맑은 고딕"/>
+          <w:b w:val="0"/>
+          <w:color w:val="6B7280"/>
+          <w:sz w:val="21"/>
+        </w:rPr>
+        <w:t xml:space="preserve">· </w:t>
+      </w:r>
+      <w:r>
+        <w:rPr w:rFonts="맑은 고딕">
+          <w:rFonts w:ascii="맑은 고딕" w:hAnsi="맑은 고딕" w:eastAsia="맑은 고딕"/>
+          <w:b/>
+          <w:color w:val="1F2937"/>
+          <w:sz w:val="21"/>
+        </w:rPr>
+        <w:t xml:space="preserve">Robert Tepper - "No Easy Way Out": </w:t>
+      </w:r>
+      <w:r>
+        <w:rPr w:rFonts="맑은 고딕">
+          <w:rFonts w:ascii="맑은 고딕" w:hAnsi="맑은 고딕" w:eastAsia="맑은 고딕"/>
+          <w:b w:val="0"/>
+          <w:sz w:val="21"/>
+        </w:rPr>
+        <w:t>어두운 밤길을 질주하듯 비장미 넘치는 멜로디와 거칠게 절규하는 보컬이 피할 수 없는 운명과의 대면을 처연하게 형상화한 명곡.</w:t>
+      </w:r>
+    </w:p>
+    <w:p>
+      <w:pPr>
+        <w:spacing w:line="324" w:lineRule="auto" w:after="80"/>
+      </w:pPr>
+      <w:r>
+        <w:rPr w:rFonts="맑은 고딕">
+          <w:rFonts w:ascii="맑은 고딕" w:hAnsi="맑은 고딕" w:eastAsia="맑은 고딕"/>
+          <w:b w:val="0"/>
+          <w:color w:val="6B7280"/>
+          <w:sz w:val="21"/>
+        </w:rPr>
+        <w:t xml:space="preserve">· </w:t>
+      </w:r>
+      <w:r>
+        <w:rPr w:rFonts="맑은 고딕">
+          <w:rFonts w:ascii="맑은 고딕" w:hAnsi="맑은 고딕" w:eastAsia="맑은 고딕"/>
+          <w:b/>
+          <w:color w:val="1F2937"/>
+          <w:sz w:val="21"/>
+        </w:rPr>
+        <w:t xml:space="preserve">Vince DiCola - "Training Montage" &amp; "War": </w:t>
+      </w:r>
+      <w:r>
+        <w:rPr w:rFonts="맑은 고딕">
+          <w:rFonts w:ascii="맑은 고딕" w:hAnsi="맑은 고딕" w:eastAsia="맑은 고딕"/>
+          <w:b w:val="0"/>
+          <w:sz w:val="21"/>
+        </w:rPr>
+        <w:t>전자 신시사이저와 박진감 넘치는 오케스트라 사운드가 치열한 사투의 긴장감을 극적으로 직조해 낸 기악곡의 걸작.</w:t>
       </w:r>
     </w:p>
     <w:p>
@@ -520,7 +662,7 @@
           <w:b w:val="0"/>
           <w:sz w:val="21"/>
         </w:rPr>
-        <w:t>굵직한 아날로그 신시사이저의 베이스 라인과 게이트 리버브가 걸린 강렬한 스네어 드럼의 타격감이 압권입니다. 진공관 앰프의 온기를 거친 턴테이블 바늘이 그루브를 탈 때, 디지털 음원에서는 느낄 수 없는 두터운 질감과 박진감 넘치는 다이내믹스가 리스닝 룸 가득 묵직하게 차오릅니다.</w:t>
+        <w:t>턴테이블의 바늘이 회전하는 바이닐에 안착할 때 터져 나오는 펀치력 넘치는 아날로그 킥 드럼과 두터운 신시사이저의 베이스 라인은 디지털 음원에서는 결코 맛볼 수 없는 육중한 공간감을 선사합니다. 특히 온기 있는 진공관 앰프를 통해 감상할 때, 80년대 특유의 아날로그 테이프 마스터링 질감과 보컬의 거친 숨결이 한층 더 생생하고 풍성한 질감으로 가슴을 울립니다.</w:t>
       </w:r>
     </w:p>
     <w:p>
@@ -551,7 +693,7 @@
           <w:b w:val="0"/>
           <w:sz w:val="21"/>
         </w:rPr>
-        <w:t>80년대 팝/록의 황금기 사운드를 오롯이 품고 있는 명반이자, 한 시대를 풍미한 영화음악의 아이콘으로서 LP 컬렉터라면 결코 지나칠 수 없는 필청 음반입니다.</w:t>
+        <w:t>80년대 레트로 신스 록의 황금기 사운드가 집약된 역사적 가치뿐만 아니라, 오리지널 커버가 주는 강렬한 시각적 상징성 덕분에 전 세계 바이닐 애호가와 영화음악 컬렉터들이 서재에 반드시 갖추어야 할 필수 불가결한 마스터피스입니다.</w:t>
       </w:r>
     </w:p>
     <w:p>
@@ -565,7 +707,7 @@
           <w:color w:val="4338CA"/>
           <w:sz w:val="21"/>
         </w:rPr>
-        <w:t>이 음반을 통해 한계를 뛰어넘는 인간의 뜨거운 투지와 80년대 아날로그 록이 전해주는 감동을 다시 한번 경험해 보시는 것은 어떨까요?</w:t>
+        <w:t>이 음반을 통해 차가운 운명 앞에서도 타오르는 뜨거운 투지와 80년대 아날로그 록이 전해주는 감동을 다시 한번 경험해 보시는 것은 어떨까요?</w:t>
       </w:r>
     </w:p>
     <w:sectPr>
